--- a/Business Requirements.docx
+++ b/Business Requirements.docx
@@ -1,6 +1,6 @@
 
 <file path=word/document.xml><?xml version="1.0" encoding="utf-8"?>
-<w:document xmlns:wpc="http://schemas.microsoft.com/office/word/2010/wordprocessingCanvas" xmlns:cx="http://schemas.microsoft.com/office/drawing/2014/chartex" xmlns:cx1="http://schemas.microsoft.com/office/drawing/2015/9/8/chartex" xmlns:cx2="http://schemas.microsoft.com/office/drawing/2015/10/21/chartex" xmlns:cx3="http://schemas.microsoft.com/office/drawing/2016/5/9/chartex" xmlns:cx4="http://schemas.microsoft.com/office/drawing/2016/5/10/chartex" xmlns:cx5="http://schemas.microsoft.com/office/drawing/2016/5/11/chartex" xmlns:cx6="http://schemas.microsoft.com/office/drawing/2016/5/12/chartex" xmlns:cx7="http://schemas.microsoft.com/office/drawing/2016/5/13/chartex" xmlns:cx8="http://schemas.microsoft.com/office/drawing/2016/5/14/chartex" xmlns:mc="http://schemas.openxmlformats.org/markup-compatibility/2006" xmlns:aink="http://schemas.microsoft.com/office/drawing/2016/ink" xmlns:am3d="http://schemas.microsoft.com/office/drawing/2017/model3d" xmlns:o="urn:schemas-microsoft-com:office:office" xmlns:oel="http://schemas.microsoft.com/office/2019/extlst" xmlns:r="http://schemas.openxmlformats.org/officeDocument/2006/relationships" xmlns:m="http://schemas.openxmlformats.org/officeDocument/2006/math" xmlns:v="urn:schemas-microsoft-com:vml" xmlns:wp14="http://schemas.microsoft.com/office/word/2010/wordprocessingDrawing" xmlns:wp="http://schemas.openxmlformats.org/drawingml/2006/wordprocessingDrawing" xmlns:w10="urn:schemas-microsoft-com:office:word" xmlns:w="http://schemas.openxmlformats.org/wordprocessingml/2006/main" xmlns:w14="http://schemas.microsoft.com/office/word/2010/wordml" xmlns:w15="http://schemas.microsoft.com/office/word/2012/wordml" xmlns:w16cex="http://schemas.microsoft.com/office/word/2018/wordml/cex" xmlns:w16cid="http://schemas.microsoft.com/office/word/2016/wordml/cid" xmlns:w16="http://schemas.microsoft.com/office/word/2018/wordml" xmlns:w16du="http://schemas.microsoft.com/office/word/2023/wordml/word16du" xmlns:w16sdtdh="http://schemas.microsoft.com/office/word/2020/wordml/sdtdatahash" xmlns:w16sdtfl="http://schemas.microsoft.com/office/word/2024/wordml/sdtformatlock" xmlns:w16se="http://schemas.microsoft.com/office/word/2015/wordml/symex" xmlns:wpg="http://schemas.microsoft.com/office/word/2010/wordprocessingGroup" xmlns:wpi="http://schemas.microsoft.com/office/word/2010/wordprocessingInk" xmlns:wne="http://schemas.microsoft.com/office/word/2006/wordml" xmlns:wps="http://schemas.microsoft.com/office/word/2010/wordprocessingShape" mc:Ignorable="w14 w15 w16se w16cid w16 w16cex w16sdtdh w16sdtfl w16du wp14">
+<w:document xmlns:wpc="http://schemas.microsoft.com/office/word/2010/wordprocessingCanvas" xmlns:cx="http://schemas.microsoft.com/office/drawing/2014/chartex" xmlns:cx1="http://schemas.microsoft.com/office/drawing/2015/9/8/chartex" xmlns:cx2="http://schemas.microsoft.com/office/drawing/2015/10/21/chartex" xmlns:cx3="http://schemas.microsoft.com/office/drawing/2016/5/9/chartex" xmlns:cx4="http://schemas.microsoft.com/office/drawing/2016/5/10/chartex" xmlns:cx5="http://schemas.microsoft.com/office/drawing/2016/5/11/chartex" xmlns:cx6="http://schemas.microsoft.com/office/drawing/2016/5/12/chartex" xmlns:cx7="http://schemas.microsoft.com/office/drawing/2016/5/13/chartex" xmlns:cx8="http://schemas.microsoft.com/office/drawing/2016/5/14/chartex" xmlns:mc="http://schemas.openxmlformats.org/markup-compatibility/2006" xmlns:aink="http://schemas.microsoft.com/office/drawing/2016/ink" xmlns:am3d="http://schemas.microsoft.com/office/drawing/2017/model3d" xmlns:o="urn:schemas-microsoft-com:office:office" xmlns:r="http://schemas.openxmlformats.org/officeDocument/2006/relationships" xmlns:m="http://schemas.openxmlformats.org/officeDocument/2006/math" xmlns:v="urn:schemas-microsoft-com:vml" xmlns:wp14="http://schemas.microsoft.com/office/word/2010/wordprocessingDrawing" xmlns:wp="http://schemas.openxmlformats.org/drawingml/2006/wordprocessingDrawing" xmlns:w10="urn:schemas-microsoft-com:office:word" xmlns:w="http://schemas.openxmlformats.org/wordprocessingml/2006/main" xmlns:w14="http://schemas.microsoft.com/office/word/2010/wordml" xmlns:w15="http://schemas.microsoft.com/office/word/2012/wordml" xmlns:w16cex="http://schemas.microsoft.com/office/word/2018/wordml/cex" xmlns:w16cid="http://schemas.microsoft.com/office/word/2016/wordml/cid" xmlns:w16="http://schemas.microsoft.com/office/word/2018/wordml" xmlns:w16sdtdh="http://schemas.microsoft.com/office/word/2020/wordml/sdtdatahash" xmlns:w16se="http://schemas.microsoft.com/office/word/2015/wordml/symex" xmlns:wpg="http://schemas.microsoft.com/office/word/2010/wordprocessingGroup" xmlns:wpi="http://schemas.microsoft.com/office/word/2010/wordprocessingInk" xmlns:wne="http://schemas.microsoft.com/office/word/2006/wordml" xmlns:wps="http://schemas.microsoft.com/office/word/2010/wordprocessingShape" mc:Ignorable="w14 w15 w16se w16cid w16 w16cex w16sdtdh wp14">
   <w:body>
     <w:p>
       <w:pPr>
@@ -11,8 +11,8 @@
           <w:b/>
           <w:bCs/>
           <w:color w:val="806000" w:themeColor="accent4" w:themeShade="80"/>
-          <w:sz w:val="32"/>
-          <w:szCs w:val="32"/>
+          <w:sz w:val="44"/>
+          <w:szCs w:val="44"/>
         </w:rPr>
       </w:pPr>
       <w:r>
@@ -21,48 +21,89 @@
           <w:b/>
           <w:bCs/>
           <w:color w:val="806000" w:themeColor="accent4" w:themeShade="80"/>
-          <w:sz w:val="32"/>
-          <w:szCs w:val="32"/>
+          <w:sz w:val="44"/>
+          <w:szCs w:val="44"/>
         </w:rPr>
         <w:t>SWIGGY SALES ANALYSIS</w:t>
       </w:r>
-    </w:p>
-    <w:p>
-      <w:pPr>
-        <w:spacing w:after="0" w:line="360" w:lineRule="auto"/>
-        <w:jc w:val="center"/>
-        <w:rPr>
-          <w:rFonts w:cstheme="minorHAnsi"/>
-          <w:b/>
-          <w:bCs/>
-          <w:color w:val="2F5496" w:themeColor="accent1" w:themeShade="BF"/>
-          <w:sz w:val="40"/>
-          <w:szCs w:val="40"/>
-        </w:rPr>
-      </w:pPr>
-      <w:r>
-        <w:rPr>
-          <w:rFonts w:cstheme="minorHAnsi"/>
-          <w:b/>
-          <w:bCs/>
-          <w:color w:val="2F5496" w:themeColor="accent1" w:themeShade="BF"/>
-          <w:sz w:val="40"/>
-          <w:szCs w:val="40"/>
-        </w:rPr>
-        <w:t>BUSINESS REQUIREMENTS</w:t>
-      </w:r>
-    </w:p>
-    <w:p>
-      <w:pPr>
-        <w:spacing w:after="0" w:line="360" w:lineRule="auto"/>
-        <w:rPr>
-          <w:rFonts w:cstheme="minorHAnsi"/>
-          <w:b/>
-          <w:bCs/>
-          <w:sz w:val="24"/>
-          <w:szCs w:val="24"/>
-        </w:rPr>
-      </w:pPr>
+      <w:r>
+        <w:rPr>
+          <w:rFonts w:cstheme="minorHAnsi"/>
+          <w:b/>
+          <w:bCs/>
+          <w:color w:val="806000" w:themeColor="accent4" w:themeShade="80"/>
+          <w:sz w:val="44"/>
+          <w:szCs w:val="44"/>
+        </w:rPr>
+        <w:t xml:space="preserve"> </w:t>
+      </w:r>
+      <w:r>
+        <w:rPr>
+          <w:rFonts w:cstheme="minorHAnsi"/>
+          <w:b/>
+          <w:bCs/>
+          <w:color w:val="806000" w:themeColor="accent4" w:themeShade="80"/>
+          <w:sz w:val="44"/>
+          <w:szCs w:val="44"/>
+        </w:rPr>
+        <w:drawing>
+          <wp:inline distT="0" distB="0" distL="0" distR="0" wp14:anchorId="2F61F413" wp14:editId="54858D28">
+            <wp:extent cx="411480" cy="307075"/>
+            <wp:effectExtent l="0" t="0" r="7620" b="0"/>
+            <wp:docPr id="1029" name="Picture 5" descr="Swiggy Social Media Case Study - Starthunt Campaign on TikTok">
+              <a:extLst xmlns:a="http://schemas.openxmlformats.org/drawingml/2006/main">
+                <a:ext uri="{FF2B5EF4-FFF2-40B4-BE49-F238E27FC236}">
+                  <a16:creationId xmlns:a16="http://schemas.microsoft.com/office/drawing/2014/main" id="{B8E4B458-AA41-003B-5F6F-2EFEF4D74676}"/>
+                </a:ext>
+              </a:extLst>
+            </wp:docPr>
+            <wp:cNvGraphicFramePr>
+              <a:graphicFrameLocks xmlns:a="http://schemas.openxmlformats.org/drawingml/2006/main" noChangeAspect="1"/>
+            </wp:cNvGraphicFramePr>
+            <a:graphic xmlns:a="http://schemas.openxmlformats.org/drawingml/2006/main">
+              <a:graphicData uri="http://schemas.openxmlformats.org/drawingml/2006/picture">
+                <pic:pic xmlns:pic="http://schemas.openxmlformats.org/drawingml/2006/picture">
+                  <pic:nvPicPr>
+                    <pic:cNvPr id="1029" name="Picture 5" descr="Swiggy Social Media Case Study - Starthunt Campaign on TikTok">
+                      <a:extLst>
+                        <a:ext uri="{FF2B5EF4-FFF2-40B4-BE49-F238E27FC236}">
+                          <a16:creationId xmlns:a16="http://schemas.microsoft.com/office/drawing/2014/main" id="{B8E4B458-AA41-003B-5F6F-2EFEF4D74676}"/>
+                        </a:ext>
+                      </a:extLst>
+                    </pic:cNvPr>
+                    <pic:cNvPicPr>
+                      <a:picLocks noChangeAspect="1" noChangeArrowheads="1"/>
+                    </pic:cNvPicPr>
+                  </pic:nvPicPr>
+                  <pic:blipFill>
+                    <a:blip r:embed="rId5" cstate="print">
+                      <a:extLst>
+                        <a:ext uri="{28A0092B-C50C-407E-A947-70E740481C1C}">
+                          <a14:useLocalDpi xmlns:a14="http://schemas.microsoft.com/office/drawing/2010/main" val="0"/>
+                        </a:ext>
+                      </a:extLst>
+                    </a:blip>
+                    <a:srcRect/>
+                    <a:stretch>
+                      <a:fillRect/>
+                    </a:stretch>
+                  </pic:blipFill>
+                  <pic:spPr bwMode="auto">
+                    <a:xfrm>
+                      <a:off x="0" y="0"/>
+                      <a:ext cx="436798" cy="325969"/>
+                    </a:xfrm>
+                    <a:prstGeom prst="rect">
+                      <a:avLst/>
+                    </a:prstGeom>
+                    <a:noFill/>
+                  </pic:spPr>
+                </pic:pic>
+              </a:graphicData>
+            </a:graphic>
+          </wp:inline>
+        </w:drawing>
+      </w:r>
     </w:p>
     <w:p>
       <w:pPr>
@@ -611,25 +652,25 @@
           <w:szCs w:val="28"/>
           <w:highlight w:val="yellow"/>
         </w:rPr>
+        <w:t>Dimensional Modelling (Star Schema)</w:t>
+      </w:r>
+    </w:p>
+    <w:p>
+      <w:pPr>
+        <w:spacing w:after="0" w:line="360" w:lineRule="auto"/>
+        <w:rPr>
+          <w:rFonts w:cstheme="minorHAnsi"/>
+          <w:sz w:val="24"/>
+          <w:szCs w:val="24"/>
+        </w:rPr>
+      </w:pPr>
+      <w:r>
+        <w:rPr>
+          <w:rFonts w:cstheme="minorHAnsi"/>
+          <w:sz w:val="24"/>
+          <w:szCs w:val="24"/>
+        </w:rPr>
         <w:lastRenderedPageBreak/>
-        <w:t>Dimensional Modelling (Star Schema)</w:t>
-      </w:r>
-    </w:p>
-    <w:p>
-      <w:pPr>
-        <w:spacing w:after="0" w:line="360" w:lineRule="auto"/>
-        <w:rPr>
-          <w:rFonts w:cstheme="minorHAnsi"/>
-          <w:sz w:val="24"/>
-          <w:szCs w:val="24"/>
-        </w:rPr>
-      </w:pPr>
-      <w:r>
-        <w:rPr>
-          <w:rFonts w:cstheme="minorHAnsi"/>
-          <w:sz w:val="24"/>
-          <w:szCs w:val="24"/>
-        </w:rPr>
         <w:t>Dimensional modelling helps organize data in a way that makes analysis simple, consistent, and extremely efficient. Instead of keeping all information mixed in one large table, the Star Schema separates descriptive information into dimensions and keeps all measurable values in a central fact table. This structure reduces data duplication, improves clarity, and makes the entire dataset easier to understand. It also supports faster reporting because queries can access small, focused tables rather than scanning a single bulky dataset. Most analytics and BI tools are designed to work best with star schemas, so this approach ensures smooth dashboard creation, accurate aggregations, and reliable insights. Overall, dimensional modelling provides a clean, scalable, and performance-optimized foundation for any analytical system, regardless of the industry or data source.</w:t>
       </w:r>
     </w:p>
@@ -1082,39 +1123,40 @@
           <w:sz w:val="24"/>
           <w:szCs w:val="24"/>
         </w:rPr>
+        <w:t>ERD DIAGRAM</w:t>
+      </w:r>
+      <w:r>
+        <w:rPr>
+          <w:rFonts w:cstheme="minorHAnsi"/>
+          <w:b/>
+          <w:bCs/>
+          <w:sz w:val="24"/>
+          <w:szCs w:val="24"/>
+        </w:rPr>
+        <w:t>: STAR SCHEMA</w:t>
+      </w:r>
+    </w:p>
+    <w:p>
+      <w:pPr>
+        <w:spacing w:after="0" w:line="360" w:lineRule="auto"/>
+        <w:rPr>
+          <w:rFonts w:cstheme="minorHAnsi"/>
+        </w:rPr>
+      </w:pPr>
+    </w:p>
+    <w:p>
+      <w:pPr>
+        <w:spacing w:after="0" w:line="360" w:lineRule="auto"/>
+        <w:rPr>
+          <w:rFonts w:cstheme="minorHAnsi"/>
+        </w:rPr>
+      </w:pPr>
+      <w:r>
+        <w:rPr>
+          <w:rFonts w:cstheme="minorHAnsi"/>
+          <w:noProof/>
+        </w:rPr>
         <w:lastRenderedPageBreak/>
-        <w:t>ERD DIAGRAM</w:t>
-      </w:r>
-      <w:r>
-        <w:rPr>
-          <w:rFonts w:cstheme="minorHAnsi"/>
-          <w:b/>
-          <w:bCs/>
-          <w:sz w:val="24"/>
-          <w:szCs w:val="24"/>
-        </w:rPr>
-        <w:t>: STAR SCHEMA</w:t>
-      </w:r>
-    </w:p>
-    <w:p>
-      <w:pPr>
-        <w:spacing w:after="0" w:line="360" w:lineRule="auto"/>
-        <w:rPr>
-          <w:rFonts w:cstheme="minorHAnsi"/>
-        </w:rPr>
-      </w:pPr>
-    </w:p>
-    <w:p>
-      <w:pPr>
-        <w:spacing w:after="0" w:line="360" w:lineRule="auto"/>
-        <w:rPr>
-          <w:rFonts w:cstheme="minorHAnsi"/>
-        </w:rPr>
-      </w:pPr>
-      <w:r>
-        <w:rPr>
-          <w:rFonts w:cstheme="minorHAnsi"/>
-        </w:rPr>
         <w:drawing>
           <wp:inline distT="0" distB="0" distL="0" distR="0" wp14:anchorId="4AAABEF9" wp14:editId="102DC6F2">
             <wp:extent cx="5731510" cy="4711976"/>
@@ -1133,7 +1175,7 @@
                     </pic:cNvPicPr>
                   </pic:nvPicPr>
                   <pic:blipFill rotWithShape="1">
-                    <a:blip r:embed="rId5">
+                    <a:blip r:embed="rId6">
                       <a:extLst>
                         <a:ext uri="{28A0092B-C50C-407E-A947-70E740481C1C}">
                           <a14:useLocalDpi xmlns:a14="http://schemas.microsoft.com/office/drawing/2010/main" val="0"/>
@@ -1332,159 +1374,6 @@
           <w:szCs w:val="28"/>
           <w:highlight w:val="yellow"/>
         </w:rPr>
-        <w:lastRenderedPageBreak/>
-        <w:t>KPI Development</w:t>
-      </w:r>
-    </w:p>
-    <w:p>
-      <w:pPr>
-        <w:spacing w:after="0" w:line="360" w:lineRule="auto"/>
-        <w:rPr>
-          <w:rFonts w:cstheme="minorHAnsi"/>
-          <w:sz w:val="24"/>
-          <w:szCs w:val="24"/>
-        </w:rPr>
-      </w:pPr>
-      <w:r>
-        <w:rPr>
-          <w:rFonts w:cstheme="minorHAnsi"/>
-          <w:sz w:val="24"/>
-          <w:szCs w:val="24"/>
-        </w:rPr>
-        <w:t>Once the schema is built, compute core performance indicators:</w:t>
-      </w:r>
-    </w:p>
-    <w:p>
-      <w:pPr>
-        <w:spacing w:after="0" w:line="360" w:lineRule="auto"/>
-        <w:rPr>
-          <w:rFonts w:cstheme="minorHAnsi"/>
-          <w:b/>
-          <w:bCs/>
-          <w:sz w:val="24"/>
-          <w:szCs w:val="24"/>
-        </w:rPr>
-      </w:pPr>
-      <w:r>
-        <w:rPr>
-          <w:rFonts w:cstheme="minorHAnsi"/>
-          <w:b/>
-          <w:bCs/>
-          <w:sz w:val="24"/>
-          <w:szCs w:val="24"/>
-        </w:rPr>
-        <w:t>Basic KPIs</w:t>
-      </w:r>
-    </w:p>
-    <w:p>
-      <w:pPr>
-        <w:numPr>
-          <w:ilvl w:val="0"/>
-          <w:numId w:val="4"/>
-        </w:numPr>
-        <w:spacing w:after="0" w:line="360" w:lineRule="auto"/>
-        <w:rPr>
-          <w:rFonts w:cstheme="minorHAnsi"/>
-          <w:sz w:val="24"/>
-          <w:szCs w:val="24"/>
-        </w:rPr>
-      </w:pPr>
-      <w:r>
-        <w:rPr>
-          <w:rFonts w:cstheme="minorHAnsi"/>
-          <w:sz w:val="24"/>
-          <w:szCs w:val="24"/>
-        </w:rPr>
-        <w:t>Total Orders</w:t>
-      </w:r>
-    </w:p>
-    <w:p>
-      <w:pPr>
-        <w:numPr>
-          <w:ilvl w:val="0"/>
-          <w:numId w:val="4"/>
-        </w:numPr>
-        <w:spacing w:after="0" w:line="360" w:lineRule="auto"/>
-        <w:rPr>
-          <w:rFonts w:cstheme="minorHAnsi"/>
-          <w:sz w:val="24"/>
-          <w:szCs w:val="24"/>
-        </w:rPr>
-      </w:pPr>
-      <w:r>
-        <w:rPr>
-          <w:rFonts w:cstheme="minorHAnsi"/>
-          <w:sz w:val="24"/>
-          <w:szCs w:val="24"/>
-        </w:rPr>
-        <w:t>Total Revenue (INR Million)</w:t>
-      </w:r>
-    </w:p>
-    <w:p>
-      <w:pPr>
-        <w:numPr>
-          <w:ilvl w:val="0"/>
-          <w:numId w:val="4"/>
-        </w:numPr>
-        <w:spacing w:after="0" w:line="360" w:lineRule="auto"/>
-        <w:rPr>
-          <w:rFonts w:cstheme="minorHAnsi"/>
-          <w:sz w:val="24"/>
-          <w:szCs w:val="24"/>
-        </w:rPr>
-      </w:pPr>
-      <w:r>
-        <w:rPr>
-          <w:rFonts w:cstheme="minorHAnsi"/>
-          <w:sz w:val="24"/>
-          <w:szCs w:val="24"/>
-        </w:rPr>
-        <w:t>Average Dish Price</w:t>
-      </w:r>
-    </w:p>
-    <w:p>
-      <w:pPr>
-        <w:numPr>
-          <w:ilvl w:val="0"/>
-          <w:numId w:val="4"/>
-        </w:numPr>
-        <w:spacing w:after="0" w:line="360" w:lineRule="auto"/>
-        <w:rPr>
-          <w:rFonts w:cstheme="minorHAnsi"/>
-          <w:sz w:val="24"/>
-          <w:szCs w:val="24"/>
-        </w:rPr>
-      </w:pPr>
-      <w:r>
-        <w:rPr>
-          <w:rFonts w:cstheme="minorHAnsi"/>
-          <w:sz w:val="24"/>
-          <w:szCs w:val="24"/>
-        </w:rPr>
-        <w:t>Average Rating</w:t>
-      </w:r>
-    </w:p>
-    <w:p>
-      <w:pPr>
-        <w:spacing w:after="0" w:line="360" w:lineRule="auto"/>
-        <w:rPr>
-          <w:rFonts w:cstheme="minorHAnsi"/>
-          <w:b/>
-          <w:bCs/>
-          <w:sz w:val="28"/>
-          <w:szCs w:val="28"/>
-          <w:highlight w:val="yellow"/>
-        </w:rPr>
-      </w:pPr>
-      <w:r>
-        <w:rPr>
-          <w:rFonts w:cstheme="minorHAnsi"/>
-          <w:b/>
-          <w:bCs/>
-          <w:sz w:val="28"/>
-          <w:szCs w:val="28"/>
-          <w:highlight w:val="yellow"/>
-        </w:rPr>
         <w:t>Deep-Dive Business Analysis</w:t>
       </w:r>
     </w:p>
@@ -1529,6 +1418,7 @@
           <w:sz w:val="24"/>
           <w:szCs w:val="24"/>
         </w:rPr>
+        <w:lastRenderedPageBreak/>
         <w:t>Monthly order trends</w:t>
       </w:r>
     </w:p>
@@ -1999,6 +1889,482 @@
         </w:rPr>
         <w:t>Distribution of dish ratings from 1–5.</w:t>
       </w:r>
+    </w:p>
+    <w:p>
+      <w:pPr>
+        <w:spacing w:after="0" w:line="360" w:lineRule="auto"/>
+        <w:rPr>
+          <w:rFonts w:cstheme="minorHAnsi"/>
+          <w:sz w:val="32"/>
+          <w:szCs w:val="32"/>
+        </w:rPr>
+      </w:pPr>
+      <w:r>
+        <w:rPr>
+          <w:rFonts w:cstheme="minorHAnsi"/>
+          <w:b/>
+          <w:bCs/>
+          <w:sz w:val="32"/>
+          <w:szCs w:val="32"/>
+          <w:highlight w:val="yellow"/>
+          <w:u w:val="single"/>
+        </w:rPr>
+        <w:t xml:space="preserve"> KPI’s</w:t>
+      </w:r>
+    </w:p>
+    <w:p>
+      <w:pPr>
+        <w:numPr>
+          <w:ilvl w:val="0"/>
+          <w:numId w:val="9"/>
+        </w:numPr>
+        <w:spacing w:after="0" w:line="360" w:lineRule="auto"/>
+        <w:rPr>
+          <w:rFonts w:cstheme="minorHAnsi"/>
+          <w:sz w:val="28"/>
+          <w:szCs w:val="28"/>
+        </w:rPr>
+      </w:pPr>
+      <w:r>
+        <w:rPr>
+          <w:rFonts w:cstheme="minorHAnsi"/>
+          <w:b/>
+          <w:bCs/>
+          <w:sz w:val="28"/>
+          <w:szCs w:val="28"/>
+          <w:lang w:val="en-US"/>
+        </w:rPr>
+        <w:t>Total Sales (₹)</w:t>
+      </w:r>
+      <w:r>
+        <w:rPr>
+          <w:rFonts w:cstheme="minorHAnsi"/>
+          <w:sz w:val="28"/>
+          <w:szCs w:val="28"/>
+          <w:lang w:val="en-US"/>
+        </w:rPr>
+        <w:t xml:space="preserve"> – Overall revenue generated from food orders.</w:t>
+      </w:r>
+    </w:p>
+    <w:p>
+      <w:pPr>
+        <w:numPr>
+          <w:ilvl w:val="0"/>
+          <w:numId w:val="9"/>
+        </w:numPr>
+        <w:spacing w:after="0" w:line="360" w:lineRule="auto"/>
+        <w:rPr>
+          <w:rFonts w:cstheme="minorHAnsi"/>
+          <w:sz w:val="28"/>
+          <w:szCs w:val="28"/>
+        </w:rPr>
+      </w:pPr>
+      <w:r>
+        <w:rPr>
+          <w:rFonts w:cstheme="minorHAnsi"/>
+          <w:b/>
+          <w:bCs/>
+          <w:sz w:val="28"/>
+          <w:szCs w:val="28"/>
+          <w:lang w:val="en-US"/>
+        </w:rPr>
+        <w:t>Average Rating</w:t>
+      </w:r>
+      <w:r>
+        <w:rPr>
+          <w:rFonts w:cstheme="minorHAnsi"/>
+          <w:sz w:val="28"/>
+          <w:szCs w:val="28"/>
+          <w:lang w:val="en-US"/>
+        </w:rPr>
+        <w:t xml:space="preserve"> – Customer satisfaction level across all restaurants.</w:t>
+      </w:r>
+    </w:p>
+    <w:p>
+      <w:pPr>
+        <w:numPr>
+          <w:ilvl w:val="0"/>
+          <w:numId w:val="9"/>
+        </w:numPr>
+        <w:spacing w:after="0" w:line="360" w:lineRule="auto"/>
+        <w:rPr>
+          <w:rFonts w:cstheme="minorHAnsi"/>
+          <w:sz w:val="28"/>
+          <w:szCs w:val="28"/>
+        </w:rPr>
+      </w:pPr>
+      <w:r>
+        <w:rPr>
+          <w:rFonts w:cstheme="minorHAnsi"/>
+          <w:b/>
+          <w:bCs/>
+          <w:sz w:val="28"/>
+          <w:szCs w:val="28"/>
+          <w:lang w:val="en-US"/>
+        </w:rPr>
+        <w:t>Average Order Value (₹)</w:t>
+      </w:r>
+      <w:r>
+        <w:rPr>
+          <w:rFonts w:cstheme="minorHAnsi"/>
+          <w:sz w:val="28"/>
+          <w:szCs w:val="28"/>
+          <w:lang w:val="en-US"/>
+        </w:rPr>
+        <w:t xml:space="preserve"> – Revenue per order.</w:t>
+      </w:r>
+    </w:p>
+    <w:p>
+      <w:pPr>
+        <w:numPr>
+          <w:ilvl w:val="0"/>
+          <w:numId w:val="9"/>
+        </w:numPr>
+        <w:spacing w:after="0" w:line="360" w:lineRule="auto"/>
+        <w:rPr>
+          <w:rFonts w:cstheme="minorHAnsi"/>
+          <w:sz w:val="28"/>
+          <w:szCs w:val="28"/>
+        </w:rPr>
+      </w:pPr>
+      <w:r>
+        <w:rPr>
+          <w:rFonts w:cstheme="minorHAnsi"/>
+          <w:b/>
+          <w:bCs/>
+          <w:sz w:val="28"/>
+          <w:szCs w:val="28"/>
+          <w:lang w:val="en-US"/>
+        </w:rPr>
+        <w:t>Ratings Count</w:t>
+      </w:r>
+      <w:r>
+        <w:rPr>
+          <w:rFonts w:cstheme="minorHAnsi"/>
+          <w:sz w:val="28"/>
+          <w:szCs w:val="28"/>
+          <w:lang w:val="en-US"/>
+        </w:rPr>
+        <w:t xml:space="preserve"> – Total number of customer reviews.</w:t>
+      </w:r>
+    </w:p>
+    <w:p>
+      <w:pPr>
+        <w:numPr>
+          <w:ilvl w:val="0"/>
+          <w:numId w:val="9"/>
+        </w:numPr>
+        <w:spacing w:after="0" w:line="360" w:lineRule="auto"/>
+        <w:rPr>
+          <w:rFonts w:cstheme="minorHAnsi"/>
+          <w:sz w:val="28"/>
+          <w:szCs w:val="28"/>
+        </w:rPr>
+      </w:pPr>
+      <w:r>
+        <w:rPr>
+          <w:rFonts w:cstheme="minorHAnsi"/>
+          <w:b/>
+          <w:bCs/>
+          <w:sz w:val="28"/>
+          <w:szCs w:val="28"/>
+          <w:lang w:val="en-US"/>
+        </w:rPr>
+        <w:t>Total Orders</w:t>
+      </w:r>
+      <w:r>
+        <w:rPr>
+          <w:rFonts w:cstheme="minorHAnsi"/>
+          <w:sz w:val="28"/>
+          <w:szCs w:val="28"/>
+          <w:lang w:val="en-US"/>
+        </w:rPr>
+        <w:t xml:space="preserve"> – Number of food orders received.</w:t>
+      </w:r>
+    </w:p>
+    <w:p>
+      <w:pPr>
+        <w:spacing w:after="0" w:line="360" w:lineRule="auto"/>
+        <w:rPr>
+          <w:rFonts w:cstheme="minorHAnsi"/>
+          <w:sz w:val="24"/>
+          <w:szCs w:val="24"/>
+        </w:rPr>
+      </w:pPr>
+    </w:p>
+    <w:p>
+      <w:pPr>
+        <w:spacing w:after="0" w:line="360" w:lineRule="auto"/>
+        <w:rPr>
+          <w:rFonts w:cstheme="minorHAnsi"/>
+          <w:b/>
+          <w:bCs/>
+          <w:sz w:val="32"/>
+          <w:szCs w:val="32"/>
+          <w:u w:val="single"/>
+        </w:rPr>
+      </w:pPr>
+      <w:r>
+        <w:rPr>
+          <w:rFonts w:cstheme="minorHAnsi"/>
+          <w:b/>
+          <w:bCs/>
+          <w:sz w:val="32"/>
+          <w:szCs w:val="32"/>
+          <w:highlight w:val="yellow"/>
+          <w:u w:val="single"/>
+        </w:rPr>
+        <w:t>CHART’S</w:t>
+      </w:r>
+    </w:p>
+    <w:p>
+      <w:pPr>
+        <w:numPr>
+          <w:ilvl w:val="0"/>
+          <w:numId w:val="10"/>
+        </w:numPr>
+        <w:spacing w:after="0" w:line="360" w:lineRule="auto"/>
+        <w:rPr>
+          <w:rFonts w:cstheme="minorHAnsi"/>
+          <w:sz w:val="28"/>
+          <w:szCs w:val="28"/>
+        </w:rPr>
+      </w:pPr>
+      <w:r>
+        <w:rPr>
+          <w:rFonts w:cstheme="minorHAnsi"/>
+          <w:b/>
+          <w:bCs/>
+          <w:sz w:val="28"/>
+          <w:szCs w:val="28"/>
+          <w:lang w:val="en-US"/>
+        </w:rPr>
+        <w:lastRenderedPageBreak/>
+        <w:t>Monthly Sales Trend</w:t>
+      </w:r>
+      <w:r>
+        <w:rPr>
+          <w:rFonts w:cstheme="minorHAnsi"/>
+          <w:sz w:val="28"/>
+          <w:szCs w:val="28"/>
+          <w:lang w:val="en-US"/>
+        </w:rPr>
+        <w:t xml:space="preserve"> – Shows how total sales fluctuate month by month.</w:t>
+      </w:r>
+    </w:p>
+    <w:p>
+      <w:pPr>
+        <w:numPr>
+          <w:ilvl w:val="0"/>
+          <w:numId w:val="10"/>
+        </w:numPr>
+        <w:spacing w:after="0" w:line="360" w:lineRule="auto"/>
+        <w:rPr>
+          <w:rFonts w:cstheme="minorHAnsi"/>
+          <w:sz w:val="28"/>
+          <w:szCs w:val="28"/>
+        </w:rPr>
+      </w:pPr>
+      <w:r>
+        <w:rPr>
+          <w:rFonts w:cstheme="minorHAnsi"/>
+          <w:b/>
+          <w:bCs/>
+          <w:sz w:val="28"/>
+          <w:szCs w:val="28"/>
+          <w:lang w:val="en-US"/>
+        </w:rPr>
+        <w:t>Daily Sales Trend</w:t>
+      </w:r>
+      <w:r>
+        <w:rPr>
+          <w:rFonts w:cstheme="minorHAnsi"/>
+          <w:sz w:val="28"/>
+          <w:szCs w:val="28"/>
+          <w:lang w:val="en-US"/>
+        </w:rPr>
+        <w:t xml:space="preserve"> – Highlights order and revenue variations across days of the week.</w:t>
+      </w:r>
+    </w:p>
+    <w:p>
+      <w:pPr>
+        <w:numPr>
+          <w:ilvl w:val="0"/>
+          <w:numId w:val="10"/>
+        </w:numPr>
+        <w:spacing w:after="0" w:line="360" w:lineRule="auto"/>
+        <w:rPr>
+          <w:rFonts w:cstheme="minorHAnsi"/>
+          <w:sz w:val="28"/>
+          <w:szCs w:val="28"/>
+        </w:rPr>
+      </w:pPr>
+      <w:r>
+        <w:rPr>
+          <w:rFonts w:cstheme="minorHAnsi"/>
+          <w:b/>
+          <w:bCs/>
+          <w:sz w:val="28"/>
+          <w:szCs w:val="28"/>
+          <w:lang w:val="en-US"/>
+        </w:rPr>
+        <w:t>Total Sales by Food Type (Veg vs Non-Veg)</w:t>
+      </w:r>
+      <w:r>
+        <w:rPr>
+          <w:rFonts w:cstheme="minorHAnsi"/>
+          <w:sz w:val="28"/>
+          <w:szCs w:val="28"/>
+          <w:lang w:val="en-US"/>
+        </w:rPr>
+        <w:t xml:space="preserve"> – Compares revenue contribution by cuisine type.</w:t>
+      </w:r>
+    </w:p>
+    <w:p>
+      <w:pPr>
+        <w:numPr>
+          <w:ilvl w:val="0"/>
+          <w:numId w:val="10"/>
+        </w:numPr>
+        <w:spacing w:after="0" w:line="360" w:lineRule="auto"/>
+        <w:rPr>
+          <w:rFonts w:cstheme="minorHAnsi"/>
+          <w:sz w:val="28"/>
+          <w:szCs w:val="28"/>
+        </w:rPr>
+      </w:pPr>
+      <w:r>
+        <w:rPr>
+          <w:rFonts w:cstheme="minorHAnsi"/>
+          <w:b/>
+          <w:bCs/>
+          <w:sz w:val="28"/>
+          <w:szCs w:val="28"/>
+          <w:lang w:val="en-US"/>
+        </w:rPr>
+        <w:t>Total Sales by State (Map Visualization)</w:t>
+      </w:r>
+      <w:r>
+        <w:rPr>
+          <w:rFonts w:cstheme="minorHAnsi"/>
+          <w:sz w:val="28"/>
+          <w:szCs w:val="28"/>
+          <w:lang w:val="en-US"/>
+        </w:rPr>
+        <w:t xml:space="preserve"> – Displays state-wise revenue distribution.</w:t>
+      </w:r>
+    </w:p>
+    <w:p>
+      <w:pPr>
+        <w:numPr>
+          <w:ilvl w:val="0"/>
+          <w:numId w:val="10"/>
+        </w:numPr>
+        <w:spacing w:after="0" w:line="360" w:lineRule="auto"/>
+        <w:rPr>
+          <w:rFonts w:cstheme="minorHAnsi"/>
+          <w:sz w:val="28"/>
+          <w:szCs w:val="28"/>
+        </w:rPr>
+      </w:pPr>
+      <w:r>
+        <w:rPr>
+          <w:rFonts w:cstheme="minorHAnsi"/>
+          <w:b/>
+          <w:bCs/>
+          <w:sz w:val="28"/>
+          <w:szCs w:val="28"/>
+          <w:lang w:val="en-US"/>
+        </w:rPr>
+        <w:t>Quarterly Performance Summary</w:t>
+      </w:r>
+      <w:r>
+        <w:rPr>
+          <w:rFonts w:cstheme="minorHAnsi"/>
+          <w:sz w:val="28"/>
+          <w:szCs w:val="28"/>
+          <w:lang w:val="en-US"/>
+        </w:rPr>
+        <w:t xml:space="preserve"> – Combines Sales, Ratings, and Orders by Quarter.</w:t>
+      </w:r>
+    </w:p>
+    <w:p>
+      <w:pPr>
+        <w:numPr>
+          <w:ilvl w:val="0"/>
+          <w:numId w:val="10"/>
+        </w:numPr>
+        <w:spacing w:after="0" w:line="360" w:lineRule="auto"/>
+        <w:rPr>
+          <w:rFonts w:cstheme="minorHAnsi"/>
+          <w:sz w:val="28"/>
+          <w:szCs w:val="28"/>
+        </w:rPr>
+      </w:pPr>
+      <w:r>
+        <w:rPr>
+          <w:rFonts w:cstheme="minorHAnsi"/>
+          <w:b/>
+          <w:bCs/>
+          <w:sz w:val="28"/>
+          <w:szCs w:val="28"/>
+          <w:lang w:val="en-US"/>
+        </w:rPr>
+        <w:t>Top 5 Cities by Sales</w:t>
+      </w:r>
+      <w:r>
+        <w:rPr>
+          <w:rFonts w:cstheme="minorHAnsi"/>
+          <w:sz w:val="28"/>
+          <w:szCs w:val="28"/>
+          <w:lang w:val="en-US"/>
+        </w:rPr>
+        <w:t xml:space="preserve"> – Identifies leading cities contributing the most revenue.</w:t>
+      </w:r>
+    </w:p>
+    <w:p>
+      <w:pPr>
+        <w:numPr>
+          <w:ilvl w:val="0"/>
+          <w:numId w:val="10"/>
+        </w:numPr>
+        <w:spacing w:after="0" w:line="360" w:lineRule="auto"/>
+        <w:rPr>
+          <w:rFonts w:cstheme="minorHAnsi"/>
+          <w:sz w:val="32"/>
+          <w:szCs w:val="32"/>
+        </w:rPr>
+      </w:pPr>
+      <w:r>
+        <w:rPr>
+          <w:rFonts w:cstheme="minorHAnsi"/>
+          <w:b/>
+          <w:bCs/>
+          <w:sz w:val="28"/>
+          <w:szCs w:val="28"/>
+          <w:lang w:val="en-US"/>
+        </w:rPr>
+        <w:t>Weekly Trend Analysis</w:t>
+      </w:r>
+      <w:r>
+        <w:rPr>
+          <w:rFonts w:cstheme="minorHAnsi"/>
+          <w:sz w:val="28"/>
+          <w:szCs w:val="28"/>
+          <w:lang w:val="en-US"/>
+        </w:rPr>
+        <w:t xml:space="preserve"> – Monitors weekly fluctuations in sales to identify consistency or peak periods.</w:t>
+      </w:r>
+    </w:p>
+    <w:p>
+      <w:pPr>
+        <w:spacing w:after="0" w:line="360" w:lineRule="auto"/>
+        <w:rPr>
+          <w:rFonts w:cstheme="minorHAnsi"/>
+          <w:sz w:val="32"/>
+          <w:szCs w:val="32"/>
+        </w:rPr>
+      </w:pPr>
     </w:p>
     <w:sectPr>
       <w:pgSz w:w="11906" w:h="16838"/>
@@ -2011,7 +2377,7 @@
 </file>
 
 <file path=word/numbering.xml><?xml version="1.0" encoding="utf-8"?>
-<w:numbering xmlns:wpc="http://schemas.microsoft.com/office/word/2010/wordprocessingCanvas" xmlns:cx="http://schemas.microsoft.com/office/drawing/2014/chartex" xmlns:cx1="http://schemas.microsoft.com/office/drawing/2015/9/8/chartex" xmlns:cx2="http://schemas.microsoft.com/office/drawing/2015/10/21/chartex" xmlns:cx3="http://schemas.microsoft.com/office/drawing/2016/5/9/chartex" xmlns:cx4="http://schemas.microsoft.com/office/drawing/2016/5/10/chartex" xmlns:cx5="http://schemas.microsoft.com/office/drawing/2016/5/11/chartex" xmlns:cx6="http://schemas.microsoft.com/office/drawing/2016/5/12/chartex" xmlns:cx7="http://schemas.microsoft.com/office/drawing/2016/5/13/chartex" xmlns:cx8="http://schemas.microsoft.com/office/drawing/2016/5/14/chartex" xmlns:mc="http://schemas.openxmlformats.org/markup-compatibility/2006" xmlns:aink="http://schemas.microsoft.com/office/drawing/2016/ink" xmlns:am3d="http://schemas.microsoft.com/office/drawing/2017/model3d" xmlns:o="urn:schemas-microsoft-com:office:office" xmlns:oel="http://schemas.microsoft.com/office/2019/extlst" xmlns:r="http://schemas.openxmlformats.org/officeDocument/2006/relationships" xmlns:m="http://schemas.openxmlformats.org/officeDocument/2006/math" xmlns:v="urn:schemas-microsoft-com:vml" xmlns:wp14="http://schemas.microsoft.com/office/word/2010/wordprocessingDrawing" xmlns:wp="http://schemas.openxmlformats.org/drawingml/2006/wordprocessingDrawing" xmlns:w10="urn:schemas-microsoft-com:office:word" xmlns:w="http://schemas.openxmlformats.org/wordprocessingml/2006/main" xmlns:w14="http://schemas.microsoft.com/office/word/2010/wordml" xmlns:w15="http://schemas.microsoft.com/office/word/2012/wordml" xmlns:w16cex="http://schemas.microsoft.com/office/word/2018/wordml/cex" xmlns:w16cid="http://schemas.microsoft.com/office/word/2016/wordml/cid" xmlns:w16="http://schemas.microsoft.com/office/word/2018/wordml" xmlns:w16du="http://schemas.microsoft.com/office/word/2023/wordml/word16du" xmlns:w16sdtdh="http://schemas.microsoft.com/office/word/2020/wordml/sdtdatahash" xmlns:w16sdtfl="http://schemas.microsoft.com/office/word/2024/wordml/sdtformatlock" xmlns:w16se="http://schemas.microsoft.com/office/word/2015/wordml/symex" xmlns:wpg="http://schemas.microsoft.com/office/word/2010/wordprocessingGroup" xmlns:wpi="http://schemas.microsoft.com/office/word/2010/wordprocessingInk" xmlns:wne="http://schemas.microsoft.com/office/word/2006/wordml" xmlns:wps="http://schemas.microsoft.com/office/word/2010/wordprocessingShape" mc:Ignorable="w14 w15 w16se w16cid w16 w16cex w16sdtdh w16sdtfl w16du wp14">
+<w:numbering xmlns:wpc="http://schemas.microsoft.com/office/word/2010/wordprocessingCanvas" xmlns:cx="http://schemas.microsoft.com/office/drawing/2014/chartex" xmlns:cx1="http://schemas.microsoft.com/office/drawing/2015/9/8/chartex" xmlns:cx2="http://schemas.microsoft.com/office/drawing/2015/10/21/chartex" xmlns:cx3="http://schemas.microsoft.com/office/drawing/2016/5/9/chartex" xmlns:cx4="http://schemas.microsoft.com/office/drawing/2016/5/10/chartex" xmlns:cx5="http://schemas.microsoft.com/office/drawing/2016/5/11/chartex" xmlns:cx6="http://schemas.microsoft.com/office/drawing/2016/5/12/chartex" xmlns:cx7="http://schemas.microsoft.com/office/drawing/2016/5/13/chartex" xmlns:cx8="http://schemas.microsoft.com/office/drawing/2016/5/14/chartex" xmlns:mc="http://schemas.openxmlformats.org/markup-compatibility/2006" xmlns:aink="http://schemas.microsoft.com/office/drawing/2016/ink" xmlns:am3d="http://schemas.microsoft.com/office/drawing/2017/model3d" xmlns:o="urn:schemas-microsoft-com:office:office" xmlns:r="http://schemas.openxmlformats.org/officeDocument/2006/relationships" xmlns:m="http://schemas.openxmlformats.org/officeDocument/2006/math" xmlns:v="urn:schemas-microsoft-com:vml" xmlns:wp14="http://schemas.microsoft.com/office/word/2010/wordprocessingDrawing" xmlns:wp="http://schemas.openxmlformats.org/drawingml/2006/wordprocessingDrawing" xmlns:w10="urn:schemas-microsoft-com:office:word" xmlns:w="http://schemas.openxmlformats.org/wordprocessingml/2006/main" xmlns:w14="http://schemas.microsoft.com/office/word/2010/wordml" xmlns:w15="http://schemas.microsoft.com/office/word/2012/wordml" xmlns:w16cex="http://schemas.microsoft.com/office/word/2018/wordml/cex" xmlns:w16cid="http://schemas.microsoft.com/office/word/2016/wordml/cid" xmlns:w16="http://schemas.microsoft.com/office/word/2018/wordml" xmlns:w16sdtdh="http://schemas.microsoft.com/office/word/2020/wordml/sdtdatahash" xmlns:w16se="http://schemas.microsoft.com/office/word/2015/wordml/symex" xmlns:wpg="http://schemas.microsoft.com/office/word/2010/wordprocessingGroup" xmlns:wpi="http://schemas.microsoft.com/office/word/2010/wordprocessingInk" xmlns:wne="http://schemas.microsoft.com/office/word/2006/wordml" xmlns:wps="http://schemas.microsoft.com/office/word/2010/wordprocessingShape" mc:Ignorable="w14 w15 w16se w16cid w16 w16cex w16sdtdh wp14">
   <w:abstractNum w:abstractNumId="0" w15:restartNumberingAfterBreak="0">
     <w:nsid w:val="29BA10B7"/>
     <w:multiLevelType w:val="multilevel"/>
@@ -2758,6 +3124,286 @@
     </w:lvl>
   </w:abstractNum>
   <w:abstractNum w:abstractNumId="5" w15:restartNumberingAfterBreak="0">
+    <w:nsid w:val="6A73117C"/>
+    <w:multiLevelType w:val="hybridMultilevel"/>
+    <w:tmpl w:val="EBC0DA58"/>
+    <w:lvl w:ilvl="0" w:tplc="020E2C96">
+      <w:start w:val="1"/>
+      <w:numFmt w:val="bullet"/>
+      <w:lvlText w:val=""/>
+      <w:lvlJc w:val="left"/>
+      <w:pPr>
+        <w:tabs>
+          <w:tab w:val="num" w:pos="720"/>
+        </w:tabs>
+        <w:ind w:left="720" w:hanging="360"/>
+      </w:pPr>
+      <w:rPr>
+        <w:rFonts w:ascii="Wingdings" w:hAnsi="Wingdings" w:hint="default"/>
+      </w:rPr>
+    </w:lvl>
+    <w:lvl w:ilvl="1" w:tplc="BD0885B6" w:tentative="1">
+      <w:start w:val="1"/>
+      <w:numFmt w:val="bullet"/>
+      <w:lvlText w:val=""/>
+      <w:lvlJc w:val="left"/>
+      <w:pPr>
+        <w:tabs>
+          <w:tab w:val="num" w:pos="1440"/>
+        </w:tabs>
+        <w:ind w:left="1440" w:hanging="360"/>
+      </w:pPr>
+      <w:rPr>
+        <w:rFonts w:ascii="Wingdings" w:hAnsi="Wingdings" w:hint="default"/>
+      </w:rPr>
+    </w:lvl>
+    <w:lvl w:ilvl="2" w:tplc="150262BA" w:tentative="1">
+      <w:start w:val="1"/>
+      <w:numFmt w:val="bullet"/>
+      <w:lvlText w:val=""/>
+      <w:lvlJc w:val="left"/>
+      <w:pPr>
+        <w:tabs>
+          <w:tab w:val="num" w:pos="2160"/>
+        </w:tabs>
+        <w:ind w:left="2160" w:hanging="360"/>
+      </w:pPr>
+      <w:rPr>
+        <w:rFonts w:ascii="Wingdings" w:hAnsi="Wingdings" w:hint="default"/>
+      </w:rPr>
+    </w:lvl>
+    <w:lvl w:ilvl="3" w:tplc="E1AE662C" w:tentative="1">
+      <w:start w:val="1"/>
+      <w:numFmt w:val="bullet"/>
+      <w:lvlText w:val=""/>
+      <w:lvlJc w:val="left"/>
+      <w:pPr>
+        <w:tabs>
+          <w:tab w:val="num" w:pos="2880"/>
+        </w:tabs>
+        <w:ind w:left="2880" w:hanging="360"/>
+      </w:pPr>
+      <w:rPr>
+        <w:rFonts w:ascii="Wingdings" w:hAnsi="Wingdings" w:hint="default"/>
+      </w:rPr>
+    </w:lvl>
+    <w:lvl w:ilvl="4" w:tplc="1480EC38" w:tentative="1">
+      <w:start w:val="1"/>
+      <w:numFmt w:val="bullet"/>
+      <w:lvlText w:val=""/>
+      <w:lvlJc w:val="left"/>
+      <w:pPr>
+        <w:tabs>
+          <w:tab w:val="num" w:pos="3600"/>
+        </w:tabs>
+        <w:ind w:left="3600" w:hanging="360"/>
+      </w:pPr>
+      <w:rPr>
+        <w:rFonts w:ascii="Wingdings" w:hAnsi="Wingdings" w:hint="default"/>
+      </w:rPr>
+    </w:lvl>
+    <w:lvl w:ilvl="5" w:tplc="D74AA930" w:tentative="1">
+      <w:start w:val="1"/>
+      <w:numFmt w:val="bullet"/>
+      <w:lvlText w:val=""/>
+      <w:lvlJc w:val="left"/>
+      <w:pPr>
+        <w:tabs>
+          <w:tab w:val="num" w:pos="4320"/>
+        </w:tabs>
+        <w:ind w:left="4320" w:hanging="360"/>
+      </w:pPr>
+      <w:rPr>
+        <w:rFonts w:ascii="Wingdings" w:hAnsi="Wingdings" w:hint="default"/>
+      </w:rPr>
+    </w:lvl>
+    <w:lvl w:ilvl="6" w:tplc="08806804" w:tentative="1">
+      <w:start w:val="1"/>
+      <w:numFmt w:val="bullet"/>
+      <w:lvlText w:val=""/>
+      <w:lvlJc w:val="left"/>
+      <w:pPr>
+        <w:tabs>
+          <w:tab w:val="num" w:pos="5040"/>
+        </w:tabs>
+        <w:ind w:left="5040" w:hanging="360"/>
+      </w:pPr>
+      <w:rPr>
+        <w:rFonts w:ascii="Wingdings" w:hAnsi="Wingdings" w:hint="default"/>
+      </w:rPr>
+    </w:lvl>
+    <w:lvl w:ilvl="7" w:tplc="CFB60BD0" w:tentative="1">
+      <w:start w:val="1"/>
+      <w:numFmt w:val="bullet"/>
+      <w:lvlText w:val=""/>
+      <w:lvlJc w:val="left"/>
+      <w:pPr>
+        <w:tabs>
+          <w:tab w:val="num" w:pos="5760"/>
+        </w:tabs>
+        <w:ind w:left="5760" w:hanging="360"/>
+      </w:pPr>
+      <w:rPr>
+        <w:rFonts w:ascii="Wingdings" w:hAnsi="Wingdings" w:hint="default"/>
+      </w:rPr>
+    </w:lvl>
+    <w:lvl w:ilvl="8" w:tplc="8CD09D6A" w:tentative="1">
+      <w:start w:val="1"/>
+      <w:numFmt w:val="bullet"/>
+      <w:lvlText w:val=""/>
+      <w:lvlJc w:val="left"/>
+      <w:pPr>
+        <w:tabs>
+          <w:tab w:val="num" w:pos="6480"/>
+        </w:tabs>
+        <w:ind w:left="6480" w:hanging="360"/>
+      </w:pPr>
+      <w:rPr>
+        <w:rFonts w:ascii="Wingdings" w:hAnsi="Wingdings" w:hint="default"/>
+      </w:rPr>
+    </w:lvl>
+  </w:abstractNum>
+  <w:abstractNum w:abstractNumId="6" w15:restartNumberingAfterBreak="0">
+    <w:nsid w:val="6BBF5125"/>
+    <w:multiLevelType w:val="hybridMultilevel"/>
+    <w:tmpl w:val="97D8E4EC"/>
+    <w:lvl w:ilvl="0" w:tplc="C750C44E">
+      <w:start w:val="1"/>
+      <w:numFmt w:val="bullet"/>
+      <w:lvlText w:val=""/>
+      <w:lvlJc w:val="left"/>
+      <w:pPr>
+        <w:tabs>
+          <w:tab w:val="num" w:pos="720"/>
+        </w:tabs>
+        <w:ind w:left="720" w:hanging="360"/>
+      </w:pPr>
+      <w:rPr>
+        <w:rFonts w:ascii="Wingdings" w:hAnsi="Wingdings" w:hint="default"/>
+      </w:rPr>
+    </w:lvl>
+    <w:lvl w:ilvl="1" w:tplc="85908BF4" w:tentative="1">
+      <w:start w:val="1"/>
+      <w:numFmt w:val="bullet"/>
+      <w:lvlText w:val=""/>
+      <w:lvlJc w:val="left"/>
+      <w:pPr>
+        <w:tabs>
+          <w:tab w:val="num" w:pos="1440"/>
+        </w:tabs>
+        <w:ind w:left="1440" w:hanging="360"/>
+      </w:pPr>
+      <w:rPr>
+        <w:rFonts w:ascii="Wingdings" w:hAnsi="Wingdings" w:hint="default"/>
+      </w:rPr>
+    </w:lvl>
+    <w:lvl w:ilvl="2" w:tplc="9AC60C9C" w:tentative="1">
+      <w:start w:val="1"/>
+      <w:numFmt w:val="bullet"/>
+      <w:lvlText w:val=""/>
+      <w:lvlJc w:val="left"/>
+      <w:pPr>
+        <w:tabs>
+          <w:tab w:val="num" w:pos="2160"/>
+        </w:tabs>
+        <w:ind w:left="2160" w:hanging="360"/>
+      </w:pPr>
+      <w:rPr>
+        <w:rFonts w:ascii="Wingdings" w:hAnsi="Wingdings" w:hint="default"/>
+      </w:rPr>
+    </w:lvl>
+    <w:lvl w:ilvl="3" w:tplc="0494EF32" w:tentative="1">
+      <w:start w:val="1"/>
+      <w:numFmt w:val="bullet"/>
+      <w:lvlText w:val=""/>
+      <w:lvlJc w:val="left"/>
+      <w:pPr>
+        <w:tabs>
+          <w:tab w:val="num" w:pos="2880"/>
+        </w:tabs>
+        <w:ind w:left="2880" w:hanging="360"/>
+      </w:pPr>
+      <w:rPr>
+        <w:rFonts w:ascii="Wingdings" w:hAnsi="Wingdings" w:hint="default"/>
+      </w:rPr>
+    </w:lvl>
+    <w:lvl w:ilvl="4" w:tplc="1A885488" w:tentative="1">
+      <w:start w:val="1"/>
+      <w:numFmt w:val="bullet"/>
+      <w:lvlText w:val=""/>
+      <w:lvlJc w:val="left"/>
+      <w:pPr>
+        <w:tabs>
+          <w:tab w:val="num" w:pos="3600"/>
+        </w:tabs>
+        <w:ind w:left="3600" w:hanging="360"/>
+      </w:pPr>
+      <w:rPr>
+        <w:rFonts w:ascii="Wingdings" w:hAnsi="Wingdings" w:hint="default"/>
+      </w:rPr>
+    </w:lvl>
+    <w:lvl w:ilvl="5" w:tplc="7216206E" w:tentative="1">
+      <w:start w:val="1"/>
+      <w:numFmt w:val="bullet"/>
+      <w:lvlText w:val=""/>
+      <w:lvlJc w:val="left"/>
+      <w:pPr>
+        <w:tabs>
+          <w:tab w:val="num" w:pos="4320"/>
+        </w:tabs>
+        <w:ind w:left="4320" w:hanging="360"/>
+      </w:pPr>
+      <w:rPr>
+        <w:rFonts w:ascii="Wingdings" w:hAnsi="Wingdings" w:hint="default"/>
+      </w:rPr>
+    </w:lvl>
+    <w:lvl w:ilvl="6" w:tplc="6B68FF44" w:tentative="1">
+      <w:start w:val="1"/>
+      <w:numFmt w:val="bullet"/>
+      <w:lvlText w:val=""/>
+      <w:lvlJc w:val="left"/>
+      <w:pPr>
+        <w:tabs>
+          <w:tab w:val="num" w:pos="5040"/>
+        </w:tabs>
+        <w:ind w:left="5040" w:hanging="360"/>
+      </w:pPr>
+      <w:rPr>
+        <w:rFonts w:ascii="Wingdings" w:hAnsi="Wingdings" w:hint="default"/>
+      </w:rPr>
+    </w:lvl>
+    <w:lvl w:ilvl="7" w:tplc="8D0A5CD6" w:tentative="1">
+      <w:start w:val="1"/>
+      <w:numFmt w:val="bullet"/>
+      <w:lvlText w:val=""/>
+      <w:lvlJc w:val="left"/>
+      <w:pPr>
+        <w:tabs>
+          <w:tab w:val="num" w:pos="5760"/>
+        </w:tabs>
+        <w:ind w:left="5760" w:hanging="360"/>
+      </w:pPr>
+      <w:rPr>
+        <w:rFonts w:ascii="Wingdings" w:hAnsi="Wingdings" w:hint="default"/>
+      </w:rPr>
+    </w:lvl>
+    <w:lvl w:ilvl="8" w:tplc="ECBCAEB2" w:tentative="1">
+      <w:start w:val="1"/>
+      <w:numFmt w:val="bullet"/>
+      <w:lvlText w:val=""/>
+      <w:lvlJc w:val="left"/>
+      <w:pPr>
+        <w:tabs>
+          <w:tab w:val="num" w:pos="6480"/>
+        </w:tabs>
+        <w:ind w:left="6480" w:hanging="360"/>
+      </w:pPr>
+      <w:rPr>
+        <w:rFonts w:ascii="Wingdings" w:hAnsi="Wingdings" w:hint="default"/>
+      </w:rPr>
+    </w:lvl>
+  </w:abstractNum>
+  <w:abstractNum w:abstractNumId="7" w15:restartNumberingAfterBreak="0">
     <w:nsid w:val="6E6024EE"/>
     <w:multiLevelType w:val="multilevel"/>
     <w:tmpl w:val="D4CC21E4"/>
@@ -2906,7 +3552,7 @@
       </w:rPr>
     </w:lvl>
   </w:abstractNum>
-  <w:abstractNum w:abstractNumId="6" w15:restartNumberingAfterBreak="0">
+  <w:abstractNum w:abstractNumId="8" w15:restartNumberingAfterBreak="0">
     <w:nsid w:val="744B3A9D"/>
     <w:multiLevelType w:val="multilevel"/>
     <w:tmpl w:val="BA525212"/>
@@ -3055,7 +3701,7 @@
       </w:rPr>
     </w:lvl>
   </w:abstractNum>
-  <w:abstractNum w:abstractNumId="7" w15:restartNumberingAfterBreak="0">
+  <w:abstractNum w:abstractNumId="9" w15:restartNumberingAfterBreak="0">
     <w:nsid w:val="75477D84"/>
     <w:multiLevelType w:val="multilevel"/>
     <w:tmpl w:val="0C7AEBFC"/>
@@ -3204,35 +3850,41 @@
       </w:rPr>
     </w:lvl>
   </w:abstractNum>
-  <w:num w:numId="1" w16cid:durableId="1871524944">
+  <w:num w:numId="1">
     <w:abstractNumId w:val="0"/>
   </w:num>
-  <w:num w:numId="2" w16cid:durableId="1886721975">
+  <w:num w:numId="2">
     <w:abstractNumId w:val="1"/>
   </w:num>
-  <w:num w:numId="3" w16cid:durableId="921568667">
+  <w:num w:numId="3">
+    <w:abstractNumId w:val="7"/>
+  </w:num>
+  <w:num w:numId="4">
+    <w:abstractNumId w:val="3"/>
+  </w:num>
+  <w:num w:numId="5">
+    <w:abstractNumId w:val="9"/>
+  </w:num>
+  <w:num w:numId="6">
+    <w:abstractNumId w:val="4"/>
+  </w:num>
+  <w:num w:numId="7">
+    <w:abstractNumId w:val="2"/>
+  </w:num>
+  <w:num w:numId="8">
+    <w:abstractNumId w:val="8"/>
+  </w:num>
+  <w:num w:numId="9">
     <w:abstractNumId w:val="5"/>
   </w:num>
-  <w:num w:numId="4" w16cid:durableId="146558720">
-    <w:abstractNumId w:val="3"/>
-  </w:num>
-  <w:num w:numId="5" w16cid:durableId="1921138751">
-    <w:abstractNumId w:val="7"/>
-  </w:num>
-  <w:num w:numId="6" w16cid:durableId="1053240407">
-    <w:abstractNumId w:val="4"/>
-  </w:num>
-  <w:num w:numId="7" w16cid:durableId="1837918034">
-    <w:abstractNumId w:val="2"/>
-  </w:num>
-  <w:num w:numId="8" w16cid:durableId="1709798611">
+  <w:num w:numId="10">
     <w:abstractNumId w:val="6"/>
   </w:num>
 </w:numbering>
 </file>
 
 <file path=word/styles.xml><?xml version="1.0" encoding="utf-8"?>
-<w:styles xmlns:mc="http://schemas.openxmlformats.org/markup-compatibility/2006" xmlns:r="http://schemas.openxmlformats.org/officeDocument/2006/relationships" xmlns:w="http://schemas.openxmlformats.org/wordprocessingml/2006/main" xmlns:w14="http://schemas.microsoft.com/office/word/2010/wordml" xmlns:w15="http://schemas.microsoft.com/office/word/2012/wordml" xmlns:w16cex="http://schemas.microsoft.com/office/word/2018/wordml/cex" xmlns:w16cid="http://schemas.microsoft.com/office/word/2016/wordml/cid" xmlns:w16="http://schemas.microsoft.com/office/word/2018/wordml" xmlns:w16du="http://schemas.microsoft.com/office/word/2023/wordml/word16du" xmlns:w16sdtdh="http://schemas.microsoft.com/office/word/2020/wordml/sdtdatahash" xmlns:w16sdtfl="http://schemas.microsoft.com/office/word/2024/wordml/sdtformatlock" xmlns:w16se="http://schemas.microsoft.com/office/word/2015/wordml/symex" mc:Ignorable="w14 w15 w16se w16cid w16 w16cex w16sdtdh w16sdtfl w16du">
+<w:styles xmlns:mc="http://schemas.openxmlformats.org/markup-compatibility/2006" xmlns:r="http://schemas.openxmlformats.org/officeDocument/2006/relationships" xmlns:w="http://schemas.openxmlformats.org/wordprocessingml/2006/main" xmlns:w14="http://schemas.microsoft.com/office/word/2010/wordml" xmlns:w15="http://schemas.microsoft.com/office/word/2012/wordml" xmlns:w16cex="http://schemas.microsoft.com/office/word/2018/wordml/cex" xmlns:w16cid="http://schemas.microsoft.com/office/word/2016/wordml/cid" xmlns:w16="http://schemas.microsoft.com/office/word/2018/wordml" xmlns:w16sdtdh="http://schemas.microsoft.com/office/word/2020/wordml/sdtdatahash" xmlns:w16se="http://schemas.microsoft.com/office/word/2015/wordml/symex" mc:Ignorable="w14 w15 w16se w16cid w16 w16cex w16sdtdh">
   <w:docDefaults>
     <w:rPrDefault>
       <w:rPr>
